--- a/小波变换参考书/小波变换与分数傅里叶变换理论及应用/第二章/2.1Shannon小波.docx
+++ b/小波变换参考书/小波变换与分数傅里叶变换理论及应用/第二章/2.1Shannon小波.docx
@@ -36,7 +36,7 @@
           <v:shape id="_x0000_i1025" type="#_x0000_t75" style="width:78.75pt;height:36.75pt" o:ole="">
             <v:imagedata r:id="rId6" o:title=""/>
           </v:shape>
-          <o:OLEObject Type="Embed" ProgID="Equation.DSMT4" ShapeID="_x0000_i1025" DrawAspect="Content" ObjectID="_1673194639" r:id="rId7"/>
+          <o:OLEObject Type="Embed" ProgID="Equation.DSMT4" ShapeID="_x0000_i1025" DrawAspect="Content" ObjectID="_1673282545" r:id="rId7"/>
         </w:object>
       </w:r>
       <w:r>
@@ -81,7 +81,7 @@
           <v:shape id="_x0000_i1026" type="#_x0000_t75" style="width:148.5pt;height:57.75pt" o:ole="">
             <v:imagedata r:id="rId8" o:title=""/>
           </v:shape>
-          <o:OLEObject Type="Embed" ProgID="Equation.DSMT4" ShapeID="_x0000_i1026" DrawAspect="Content" ObjectID="_1673194640" r:id="rId9"/>
+          <o:OLEObject Type="Embed" ProgID="Equation.DSMT4" ShapeID="_x0000_i1026" DrawAspect="Content" ObjectID="_1673282546" r:id="rId9"/>
         </w:object>
       </w:r>
       <w:r>
@@ -103,7 +103,7 @@
           <v:shape id="_x0000_i1027" type="#_x0000_t75" style="width:201.75pt;height:102pt" o:ole="">
             <v:imagedata r:id="rId10" o:title=""/>
           </v:shape>
-          <o:OLEObject Type="Embed" ProgID="Equation.DSMT4" ShapeID="_x0000_i1027" DrawAspect="Content" ObjectID="_1673194641" r:id="rId11"/>
+          <o:OLEObject Type="Embed" ProgID="Equation.DSMT4" ShapeID="_x0000_i1027" DrawAspect="Content" ObjectID="_1673282547" r:id="rId11"/>
         </w:object>
       </w:r>
       <w:r>
@@ -125,7 +125,7 @@
           <v:shape id="_x0000_i1028" type="#_x0000_t75" style="width:147.75pt;height:21.75pt" o:ole="">
             <v:imagedata r:id="rId12" o:title=""/>
           </v:shape>
-          <o:OLEObject Type="Embed" ProgID="Equation.DSMT4" ShapeID="_x0000_i1028" DrawAspect="Content" ObjectID="_1673194642" r:id="rId13"/>
+          <o:OLEObject Type="Embed" ProgID="Equation.DSMT4" ShapeID="_x0000_i1028" DrawAspect="Content" ObjectID="_1673282548" r:id="rId13"/>
         </w:object>
       </w:r>
       <w:r>
@@ -147,14 +147,22 @@
           <v:shape id="_x0000_i1029" type="#_x0000_t75" style="width:84.75pt;height:20.25pt" o:ole="">
             <v:imagedata r:id="rId14" o:title=""/>
           </v:shape>
-          <o:OLEObject Type="Embed" ProgID="Equation.DSMT4" ShapeID="_x0000_i1029" DrawAspect="Content" ObjectID="_1673194643" r:id="rId15"/>
-        </w:object>
-      </w:r>
-      <w:r>
-        <w:rPr>
-          <w:rFonts w:hint="eastAsia"/>
-        </w:rPr>
-        <w:t>是闭线性子空间</w:t>
+          <o:OLEObject Type="Embed" ProgID="Equation.DSMT4" ShapeID="_x0000_i1029" DrawAspect="Content" ObjectID="_1673282549" r:id="rId15"/>
+        </w:object>
+      </w:r>
+      <w:proofErr w:type="gramStart"/>
+      <w:r>
+        <w:rPr>
+          <w:rFonts w:hint="eastAsia"/>
+        </w:rPr>
+        <w:t>是闭线性子</w:t>
+      </w:r>
+      <w:proofErr w:type="gramEnd"/>
+      <w:r>
+        <w:rPr>
+          <w:rFonts w:hint="eastAsia"/>
+        </w:rPr>
+        <w:t>空间</w:t>
       </w:r>
       <w:r>
         <w:rPr>
@@ -164,7 +172,7 @@
           <v:shape id="_x0000_i1030" type="#_x0000_t75" style="width:12.75pt;height:18pt" o:ole="">
             <v:imagedata r:id="rId16" o:title=""/>
           </v:shape>
-          <o:OLEObject Type="Embed" ProgID="Equation.DSMT4" ShapeID="_x0000_i1030" DrawAspect="Content" ObjectID="_1673194644" r:id="rId17"/>
+          <o:OLEObject Type="Embed" ProgID="Equation.DSMT4" ShapeID="_x0000_i1030" DrawAspect="Content" ObjectID="_1673282550" r:id="rId17"/>
         </w:object>
       </w:r>
       <w:r>
@@ -192,10 +200,10 @@
           <w:position w:val="-58"/>
         </w:rPr>
         <w:object w:dxaOrig="6399" w:dyaOrig="1280" w14:anchorId="2A13B93D">
-          <v:shape id="_x0000_i1042" type="#_x0000_t75" style="width:320.25pt;height:63.75pt" o:ole="">
+          <v:shape id="_x0000_i1031" type="#_x0000_t75" style="width:320.25pt;height:63.75pt" o:ole="">
             <v:imagedata r:id="rId18" o:title=""/>
           </v:shape>
-          <o:OLEObject Type="Embed" ProgID="Equation.DSMT4" ShapeID="_x0000_i1042" DrawAspect="Content" ObjectID="_1673194645" r:id="rId19"/>
+          <o:OLEObject Type="Embed" ProgID="Equation.DSMT4" ShapeID="_x0000_i1031" DrawAspect="Content" ObjectID="_1673282551" r:id="rId19"/>
         </w:object>
       </w:r>
       <w:r>
@@ -213,9 +221,6 @@
     <w:p>
       <w:pPr>
         <w:pStyle w:val="MTDisplayEquation"/>
-        <w:rPr>
-          <w:rFonts w:hint="eastAsia"/>
-        </w:rPr>
       </w:pPr>
       <w:r>
         <w:tab/>
@@ -225,10 +230,10 @@
           <w:position w:val="-52"/>
         </w:rPr>
         <w:object w:dxaOrig="4700" w:dyaOrig="1160" w14:anchorId="5E51A37F">
-          <v:shape id="_x0000_i1044" type="#_x0000_t75" style="width:234.75pt;height:57.75pt" o:ole="">
+          <v:shape id="_x0000_i1032" type="#_x0000_t75" style="width:234.75pt;height:57.75pt" o:ole="">
             <v:imagedata r:id="rId20" o:title=""/>
           </v:shape>
-          <o:OLEObject Type="Embed" ProgID="Equation.DSMT4" ShapeID="_x0000_i1044" DrawAspect="Content" ObjectID="_1673194646" r:id="rId21"/>
+          <o:OLEObject Type="Embed" ProgID="Equation.DSMT4" ShapeID="_x0000_i1032" DrawAspect="Content" ObjectID="_1673282552" r:id="rId21"/>
         </w:object>
       </w:r>
       <w:r>
@@ -246,9 +251,6 @@
     <w:p>
       <w:pPr>
         <w:pStyle w:val="MTDisplayEquation"/>
-        <w:rPr>
-          <w:rFonts w:hint="eastAsia"/>
-        </w:rPr>
       </w:pPr>
       <w:r>
         <w:tab/>
@@ -258,28 +260,400 @@
           <w:position w:val="-16"/>
         </w:rPr>
         <w:object w:dxaOrig="3200" w:dyaOrig="440" w14:anchorId="7EC28A2D">
-          <v:shape id="_x0000_i1047" type="#_x0000_t75" style="width:159.75pt;height:21.75pt" o:ole="">
+          <v:shape id="_x0000_i1033" type="#_x0000_t75" style="width:159.75pt;height:21.75pt" o:ole="">
             <v:imagedata r:id="rId22" o:title=""/>
           </v:shape>
-          <o:OLEObject Type="Embed" ProgID="Equation.DSMT4" ShapeID="_x0000_i1047" DrawAspect="Content" ObjectID="_1673194647" r:id="rId23"/>
-        </w:object>
-      </w:r>
-      <w:r>
-        <w:t xml:space="preserve"> </w:t>
-      </w:r>
-    </w:p>
-    <w:p>
-      <w:pPr>
-        <w:rPr>
-          <w:rFonts w:hint="eastAsia"/>
-        </w:rPr>
-      </w:pPr>
+          <o:OLEObject Type="Embed" ProgID="Equation.DSMT4" ShapeID="_x0000_i1033" DrawAspect="Content" ObjectID="_1673282553" r:id="rId23"/>
+        </w:object>
+      </w:r>
+      <w:r>
+        <w:t xml:space="preserve"> </w:t>
+      </w:r>
+    </w:p>
+    <w:p>
       <w:r>
         <w:rPr>
           <w:rFonts w:hint="eastAsia"/>
         </w:rPr>
         <w:t>的标准正交基。</w:t>
       </w:r>
+    </w:p>
+    <w:p>
+      <w:pPr>
+        <w:pStyle w:val="MTDisplayEquation"/>
+        <w:rPr>
+          <w:rFonts w:hint="eastAsia"/>
+        </w:rPr>
+      </w:pPr>
+      <w:r>
+        <w:tab/>
+      </w:r>
+      <w:r>
+        <w:rPr>
+          <w:position w:val="-42"/>
+        </w:rPr>
+        <w:object w:dxaOrig="3920" w:dyaOrig="960" w14:anchorId="74407AAF">
+          <v:shape id="_x0000_i1034" type="#_x0000_t75" style="width:195.75pt;height:48pt" o:ole="">
+            <v:imagedata r:id="rId24" o:title=""/>
+          </v:shape>
+          <o:OLEObject Type="Embed" ProgID="Equation.DSMT4" ShapeID="_x0000_i1034" DrawAspect="Content" ObjectID="_1673282554" r:id="rId25"/>
+        </w:object>
+      </w:r>
+      <w:r>
+        <w:t xml:space="preserve"> </w:t>
+      </w:r>
+    </w:p>
+    <w:p>
+      <w:r>
+        <w:rPr>
+          <w:rFonts w:hint="eastAsia"/>
+        </w:rPr>
+        <w:t>假设</w:t>
+      </w:r>
+      <w:r>
+        <w:rPr>
+          <w:position w:val="-10"/>
+        </w:rPr>
+        <w:object w:dxaOrig="560" w:dyaOrig="320" w14:anchorId="4B8F07A6">
+          <v:shape id="_x0000_i1035" type="#_x0000_t75" style="width:27.75pt;height:15.75pt" o:ole="">
+            <v:imagedata r:id="rId26" o:title=""/>
+          </v:shape>
+          <o:OLEObject Type="Embed" ProgID="Equation.DSMT4" ShapeID="_x0000_i1035" DrawAspect="Content" ObjectID="_1673282555" r:id="rId27"/>
+        </w:object>
+      </w:r>
+      <w:r>
+        <w:t xml:space="preserve"> </w:t>
+      </w:r>
+    </w:p>
+    <w:p>
+      <w:pPr>
+        <w:pStyle w:val="MTDisplayEquation"/>
+        <w:rPr>
+          <w:rFonts w:hint="eastAsia"/>
+        </w:rPr>
+      </w:pPr>
+      <w:r>
+        <w:lastRenderedPageBreak/>
+        <w:tab/>
+      </w:r>
+      <w:r>
+        <w:rPr>
+          <w:position w:val="-2"/>
+        </w:rPr>
+        <w:object w:dxaOrig="7360" w:dyaOrig="5280" w14:anchorId="45617519">
+          <v:shape id="_x0000_i1036" type="#_x0000_t75" style="width:368.25pt;height:264pt" o:ole="">
+            <v:imagedata r:id="rId28" o:title=""/>
+          </v:shape>
+          <o:OLEObject Type="Embed" ProgID="Equation.DSMT4" ShapeID="_x0000_i1036" DrawAspect="Content" ObjectID="_1673282556" r:id="rId29"/>
+        </w:object>
+      </w:r>
+      <w:r>
+        <w:t xml:space="preserve"> </w:t>
+      </w:r>
+    </w:p>
+    <w:p>
+      <w:r>
+        <w:rPr>
+          <w:rFonts w:hint="eastAsia"/>
+        </w:rPr>
+        <w:t>函数族</w:t>
+      </w:r>
+      <w:r>
+        <w:rPr>
+          <w:position w:val="-18"/>
+        </w:rPr>
+        <w:object w:dxaOrig="2100" w:dyaOrig="480" w14:anchorId="09614B94">
+          <v:shape id="_x0000_i1037" type="#_x0000_t75" style="width:105pt;height:24pt" o:ole="">
+            <v:imagedata r:id="rId30" o:title=""/>
+          </v:shape>
+          <o:OLEObject Type="Embed" ProgID="Equation.DSMT4" ShapeID="_x0000_i1037" DrawAspect="Content" ObjectID="_1673282557" r:id="rId31"/>
+        </w:object>
+      </w:r>
+      <w:proofErr w:type="gramStart"/>
+      <w:r>
+        <w:rPr>
+          <w:rFonts w:hint="eastAsia"/>
+        </w:rPr>
+        <w:t>是闭线性子</w:t>
+      </w:r>
+      <w:proofErr w:type="gramEnd"/>
+      <w:r>
+        <w:rPr>
+          <w:rFonts w:hint="eastAsia"/>
+        </w:rPr>
+        <w:t>空间</w:t>
+      </w:r>
+      <w:r>
+        <w:rPr>
+          <w:position w:val="-12"/>
+        </w:rPr>
+        <w:object w:dxaOrig="240" w:dyaOrig="360" w14:anchorId="749D12D4">
+          <v:shape id="_x0000_i1038" type="#_x0000_t75" style="width:12pt;height:18pt" o:ole="">
+            <v:imagedata r:id="rId32" o:title=""/>
+          </v:shape>
+          <o:OLEObject Type="Embed" ProgID="Equation.DSMT4" ShapeID="_x0000_i1038" DrawAspect="Content" ObjectID="_1673282558" r:id="rId33"/>
+        </w:object>
+      </w:r>
+      <w:r>
+        <w:rPr>
+          <w:rFonts w:hint="eastAsia"/>
+        </w:rPr>
+        <w:t>的标准正交基。</w:t>
+      </w:r>
+    </w:p>
+    <w:p>
+      <w:pPr>
+        <w:pStyle w:val="MTDisplayEquation"/>
+        <w:rPr>
+          <w:rFonts w:hint="eastAsia"/>
+        </w:rPr>
+      </w:pPr>
+      <w:r>
+        <w:tab/>
+      </w:r>
+      <w:r>
+        <w:rPr>
+          <w:position w:val="-12"/>
+        </w:rPr>
+        <w:object w:dxaOrig="1219" w:dyaOrig="360" w14:anchorId="52D41431">
+          <v:shape id="_x0000_i1039" type="#_x0000_t75" style="width:60.75pt;height:18pt" o:ole="">
+            <v:imagedata r:id="rId34" o:title=""/>
+          </v:shape>
+          <o:OLEObject Type="Embed" ProgID="Equation.DSMT4" ShapeID="_x0000_i1039" DrawAspect="Content" ObjectID="_1673282559" r:id="rId35"/>
+        </w:object>
+      </w:r>
+      <w:r>
+        <w:t xml:space="preserve"> </w:t>
+      </w:r>
+    </w:p>
+    <w:p>
+      <w:r>
+        <w:rPr>
+          <w:rFonts w:hint="eastAsia"/>
+        </w:rPr>
+        <w:t>函数族</w:t>
+      </w:r>
+      <w:r>
+        <w:rPr>
+          <w:position w:val="-14"/>
+        </w:rPr>
+        <w:object w:dxaOrig="1740" w:dyaOrig="400" w14:anchorId="2FBA1697">
+          <v:shape id="_x0000_i1040" type="#_x0000_t75" style="width:87pt;height:20.25pt" o:ole="">
+            <v:imagedata r:id="rId36" o:title=""/>
+          </v:shape>
+          <o:OLEObject Type="Embed" ProgID="Equation.DSMT4" ShapeID="_x0000_i1040" DrawAspect="Content" ObjectID="_1673282560" r:id="rId37"/>
+        </w:object>
+      </w:r>
+      <w:proofErr w:type="gramStart"/>
+      <w:r>
+        <w:rPr>
+          <w:rFonts w:hint="eastAsia"/>
+        </w:rPr>
+        <w:t>是闭线性子</w:t>
+      </w:r>
+      <w:proofErr w:type="gramEnd"/>
+      <w:r>
+        <w:rPr>
+          <w:rFonts w:hint="eastAsia"/>
+        </w:rPr>
+        <w:t>空间</w:t>
+      </w:r>
+      <w:r>
+        <w:rPr>
+          <w:position w:val="-12"/>
+        </w:rPr>
+        <w:object w:dxaOrig="320" w:dyaOrig="360" w14:anchorId="11017E3E">
+          <v:shape id="_x0000_i1041" type="#_x0000_t75" style="width:15.75pt;height:18pt" o:ole="">
+            <v:imagedata r:id="rId38" o:title=""/>
+          </v:shape>
+          <o:OLEObject Type="Embed" ProgID="Equation.DSMT4" ShapeID="_x0000_i1041" DrawAspect="Content" ObjectID="_1673282561" r:id="rId39"/>
+        </w:object>
+      </w:r>
+      <w:r>
+        <w:rPr>
+          <w:rFonts w:hint="eastAsia"/>
+        </w:rPr>
+        <w:t>的标准正交基。对于</w:t>
+      </w:r>
+      <w:r>
+        <w:rPr>
+          <w:position w:val="-12"/>
+        </w:rPr>
+        <w:object w:dxaOrig="240" w:dyaOrig="360" w14:anchorId="33E30BB1">
+          <v:shape id="_x0000_i1042" type="#_x0000_t75" style="width:12pt;height:18pt" o:ole="">
+            <v:imagedata r:id="rId32" o:title=""/>
+          </v:shape>
+          <o:OLEObject Type="Embed" ProgID="Equation.DSMT4" ShapeID="_x0000_i1042" DrawAspect="Content" ObjectID="_1673282562" r:id="rId40"/>
+        </w:object>
+      </w:r>
+      <w:r>
+        <w:rPr>
+          <w:rFonts w:hint="eastAsia"/>
+        </w:rPr>
+        <w:t>的任何信号</w:t>
+      </w:r>
+      <w:r>
+        <w:rPr>
+          <w:position w:val="-14"/>
+        </w:rPr>
+        <w:object w:dxaOrig="600" w:dyaOrig="400" w14:anchorId="0A165871">
+          <v:shape id="_x0000_i1043" type="#_x0000_t75" style="width:30pt;height:20.25pt" o:ole="">
+            <v:imagedata r:id="rId41" o:title=""/>
+          </v:shape>
+          <o:OLEObject Type="Embed" ProgID="Equation.DSMT4" ShapeID="_x0000_i1043" DrawAspect="Content" ObjectID="_1673282563" r:id="rId42"/>
+        </w:object>
+      </w:r>
+      <w:r>
+        <w:rPr>
+          <w:rFonts w:hint="eastAsia"/>
+        </w:rPr>
+        <w:t>，可得如下分解：</w:t>
+      </w:r>
+    </w:p>
+    <w:p>
+      <w:pPr>
+        <w:pStyle w:val="MTDisplayEquation"/>
+      </w:pPr>
+      <w:r>
+        <w:tab/>
+      </w:r>
+      <w:r>
+        <w:rPr>
+          <w:position w:val="-34"/>
+        </w:rPr>
+        <w:object w:dxaOrig="2200" w:dyaOrig="800" w14:anchorId="26B00FDC">
+          <v:shape id="_x0000_i1044" type="#_x0000_t75" style="width:110.25pt;height:39.75pt" o:ole="">
+            <v:imagedata r:id="rId43" o:title=""/>
+          </v:shape>
+          <o:OLEObject Type="Embed" ProgID="Equation.DSMT4" ShapeID="_x0000_i1044" DrawAspect="Content" ObjectID="_1673282564" r:id="rId44"/>
+        </w:object>
+      </w:r>
+      <w:r>
+        <w:t xml:space="preserve"> </w:t>
+      </w:r>
+    </w:p>
+    <w:p>
+      <w:pPr>
+        <w:pStyle w:val="MTDisplayEquation"/>
+      </w:pPr>
+      <w:r>
+        <w:tab/>
+      </w:r>
+      <w:r>
+        <w:rPr>
+          <w:position w:val="-98"/>
+        </w:rPr>
+        <w:object w:dxaOrig="5899" w:dyaOrig="2100" w14:anchorId="74023AED">
+          <v:shape id="_x0000_i1045" type="#_x0000_t75" style="width:294.75pt;height:105pt" o:ole="">
+            <v:imagedata r:id="rId45" o:title=""/>
+          </v:shape>
+          <o:OLEObject Type="Embed" ProgID="Equation.DSMT4" ShapeID="_x0000_i1045" DrawAspect="Content" ObjectID="_1673282565" r:id="rId46"/>
+        </w:object>
+      </w:r>
+      <w:r>
+        <w:t xml:space="preserve"> </w:t>
+      </w:r>
+    </w:p>
+    <w:p>
+      <w:r>
+        <w:rPr>
+          <w:rFonts w:hint="eastAsia"/>
+        </w:rPr>
+        <w:t>所以小波函数的频域表达式是</w:t>
+      </w:r>
+    </w:p>
+    <w:p>
+      <w:pPr>
+        <w:pStyle w:val="MTDisplayEquation"/>
+      </w:pPr>
+      <w:r>
+        <w:tab/>
+      </w:r>
+      <w:r>
+        <w:rPr>
+          <w:position w:val="-52"/>
+        </w:rPr>
+        <w:object w:dxaOrig="3780" w:dyaOrig="1160" w14:anchorId="2A6FA14E">
+          <v:shape id="_x0000_i1046" type="#_x0000_t75" style="width:189pt;height:57.75pt" o:ole="">
+            <v:imagedata r:id="rId47" o:title=""/>
+          </v:shape>
+          <o:OLEObject Type="Embed" ProgID="Equation.DSMT4" ShapeID="_x0000_i1046" DrawAspect="Content" ObjectID="_1673282566" r:id="rId48"/>
+        </w:object>
+      </w:r>
+      <w:r>
+        <w:t xml:space="preserve"> </w:t>
+      </w:r>
+    </w:p>
+    <w:p>
+      <w:r>
+        <w:t xml:space="preserve"> </w:t>
+      </w:r>
+    </w:p>
+    <w:p>
+      <w:r>
+        <w:rPr>
+          <w:rFonts w:hint="eastAsia"/>
+        </w:rPr>
+        <w:lastRenderedPageBreak/>
+        <w:t>在时间域的表达式为</w:t>
+      </w:r>
+    </w:p>
+    <w:p>
+      <w:pPr>
+        <w:pStyle w:val="MTDisplayEquation"/>
+        <w:rPr>
+          <w:rFonts w:hint="eastAsia"/>
+        </w:rPr>
+      </w:pPr>
+      <w:r>
+        <w:tab/>
+      </w:r>
+      <w:r>
+        <w:rPr>
+          <w:position w:val="-24"/>
+        </w:rPr>
+        <w:object w:dxaOrig="4300" w:dyaOrig="660" w14:anchorId="56E177BE">
+          <v:shape id="_x0000_i1047" type="#_x0000_t75" style="width:215.25pt;height:33pt" o:ole="">
+            <v:imagedata r:id="rId49" o:title=""/>
+          </v:shape>
+          <o:OLEObject Type="Embed" ProgID="Equation.DSMT4" ShapeID="_x0000_i1047" DrawAspect="Content" ObjectID="_1673282567" r:id="rId50"/>
+        </w:object>
+      </w:r>
+      <w:r>
+        <w:t xml:space="preserve"> </w:t>
+      </w:r>
+    </w:p>
+    <w:p>
+      <w:pPr>
+        <w:pStyle w:val="MTDisplayEquation"/>
+        <w:rPr>
+          <w:rFonts w:hint="eastAsia"/>
+        </w:rPr>
+      </w:pPr>
+      <w:r>
+        <w:tab/>
+      </w:r>
+      <w:r>
+        <w:rPr>
+          <w:position w:val="-110"/>
+        </w:rPr>
+        <w:object w:dxaOrig="3100" w:dyaOrig="2320" w14:anchorId="0FF8CEED">
+          <v:shape id="_x0000_i1048" type="#_x0000_t75" style="width:155.25pt;height:116.25pt" o:ole="">
+            <v:imagedata r:id="rId51" o:title=""/>
+          </v:shape>
+          <o:OLEObject Type="Embed" ProgID="Equation.DSMT4" ShapeID="_x0000_i1048" DrawAspect="Content" ObjectID="_1673282568" r:id="rId52"/>
+        </w:object>
+      </w:r>
+      <w:r>
+        <w:t xml:space="preserve"> </w:t>
+      </w:r>
+    </w:p>
+    <w:p>
+      <w:pPr>
+        <w:rPr>
+          <w:rFonts w:hint="eastAsia"/>
+        </w:rPr>
+      </w:pPr>
     </w:p>
     <w:sectPr>
       <w:pgSz w:w="12240" w:h="15840"/>
